--- a/docs/general-english/A2/release/EFDL-A2.2-OutintheWorld-AnswerKey-u11-20.docx
+++ b/docs/general-english/A2/release/EFDL-A2.2-OutintheWorld-AnswerKey-u11-20.docx
@@ -230,7 +230,7 @@
               <w:jc w:val="left"/>
             </w:pPr>
             <w:r>
-              <w:t xml:space="preserve">going to</w:t>
+              <w:t xml:space="preserve">going to, present continuous for arrangements</w:t>
             </w:r>
           </w:p>
         </w:tc>
@@ -296,7 +296,7 @@
               <w:jc w:val="left"/>
             </w:pPr>
             <w:r>
-              <w:t xml:space="preserve">will</w:t>
+              <w:t xml:space="preserve">will, might - predictions and offers</w:t>
             </w:r>
           </w:p>
         </w:tc>
@@ -494,7 +494,7 @@
               <w:jc w:val="left"/>
             </w:pPr>
             <w:r>
-              <w:t xml:space="preserve">present perfect - experience</w:t>
+              <w:t xml:space="preserve">present perfect - experience, ever/never</w:t>
             </w:r>
           </w:p>
         </w:tc>
@@ -692,7 +692,7 @@
               <w:jc w:val="left"/>
             </w:pPr>
             <w:r>
-              <w:t xml:space="preserve">first conditional</w:t>
+              <w:t xml:space="preserve">first conditional, time clauses</w:t>
             </w:r>
           </w:p>
         </w:tc>
@@ -824,7 +824,7 @@
               <w:jc w:val="left"/>
             </w:pPr>
             <w:r>
-              <w:t xml:space="preserve">reported speech</w:t>
+              <w:t xml:space="preserve">reported speech, indirect questions</w:t>
             </w:r>
           </w:p>
         </w:tc>
@@ -26956,7 +26956,7 @@
         </w:numPr>
       </w:pPr>
       <w:r>
-        <w:t xml:space="preserve">a · 2. b · 3. c · 4. d · 5. e</w:t>
+        <w:t xml:space="preserve">d · 2. a · 3. b · 4. f · 5. c</w:t>
       </w:r>
       <w:r>
         <w:t xml:space="preserve"> </w:t>
@@ -26972,7 +26972,7 @@
           <w:bCs/>
           <w:b/>
         </w:rPr>
-        <w:t xml:space="preserve">f)</w:t>
+        <w:t xml:space="preserve">e)</w:t>
       </w:r>
       <w:r>
         <w:t xml:space="preserve"> </w:t>
@@ -31207,7 +31207,7 @@
         </w:numPr>
       </w:pPr>
       <w:r>
-        <w:t xml:space="preserve">a · 2. b · 3. c · 4. d · 5. e</w:t>
+        <w:t xml:space="preserve">e · 2. d · 3. c · 4. b · 5. a</w:t>
       </w:r>
       <w:r>
         <w:t xml:space="preserve"> </w:t>
@@ -35870,7 +35870,7 @@
         </w:numPr>
       </w:pPr>
       <w:r>
-        <w:t xml:space="preserve">a · 2. b · 3. c · 4. d · 5. e</w:t>
+        <w:t xml:space="preserve">c · 2. d · 3. b · 4. e · 5. a</w:t>
       </w:r>
       <w:r>
         <w:t xml:space="preserve"> </w:t>
@@ -40410,7 +40410,7 @@
         </w:numPr>
       </w:pPr>
       <w:r>
-        <w:t xml:space="preserve">a · 2. b · 3. c · 4. d · 5. e</w:t>
+        <w:t xml:space="preserve">b · 2. c · 3. e · 4. f · 5. d</w:t>
       </w:r>
       <w:r>
         <w:t xml:space="preserve"> </w:t>
@@ -40426,7 +40426,7 @@
           <w:bCs/>
           <w:b/>
         </w:rPr>
-        <w:t xml:space="preserve">f)</w:t>
+        <w:t xml:space="preserve">a)</w:t>
       </w:r>
       <w:r>
         <w:t xml:space="preserve"> </w:t>
